--- a/Files/CV_Dr_Hassan_Fath_ElBab.docx
+++ b/Files/CV_Dr_Hassan_Fath_ElBab.docx
@@ -1083,7 +1083,7 @@
           <w:sz w:val="32"/>
           <w:szCs w:val="32"/>
         </w:rPr>
-        <w:t>الجوائز والتكريم</w:t>
+        <w:t>لجوائز والتكريم</w:t>
       </w:r>
     </w:p>
     <w:p>
@@ -1246,17 +1246,7 @@
           <w:sz w:val="32"/>
           <w:szCs w:val="28"/>
         </w:rPr>
-        <w:t>“</w:t>
-      </w:r>
-      <w:r>
-        <w:rPr>
-          <w:rFonts w:ascii="Traditional Arabic" w:hAnsi="Traditional Arabic" w:cs="Traditional Arabic"/>
-          <w:noProof/>
-          <w:color w:val="1E293B"/>
-          <w:sz w:val="32"/>
-          <w:szCs w:val="28"/>
-        </w:rPr>
-        <w:t xml:space="preserve"> </w:t>
+        <w:t xml:space="preserve">“ </w:t>
       </w:r>
       <w:r>
         <w:rPr>
@@ -1370,44 +1360,6 @@
           <w:sz w:val="32"/>
           <w:szCs w:val="28"/>
         </w:rPr>
-        <w:t xml:space="preserve">الترجمة إلى اللغات الأجنبية </w:t>
-      </w:r>
-      <w:r>
-        <w:rPr>
-          <w:rFonts w:ascii="Traditional Arabic" w:hAnsi="Traditional Arabic" w:cs="Traditional Arabic"/>
-          <w:noProof/>
-          <w:color w:val="1E293B"/>
-          <w:sz w:val="32"/>
-          <w:szCs w:val="28"/>
-          <w:rtl/>
-        </w:rPr>
-        <w:t>:</w:t>
-      </w:r>
-    </w:p>
-    <w:p>
-      <w:pPr>
-        <w:pStyle w:val="ListParagraph"/>
-        <w:numPr>
-          <w:ilvl w:val="1"/>
-          <w:numId w:val="11"/>
-        </w:numPr>
-        <w:bidi/>
-        <w:spacing w:after="80" w:line="288" w:lineRule="auto"/>
-        <w:rPr>
-          <w:rFonts w:ascii="Traditional Arabic" w:hAnsi="Traditional Arabic" w:cs="Traditional Arabic"/>
-          <w:noProof/>
-          <w:sz w:val="28"/>
-          <w:szCs w:val="28"/>
-        </w:rPr>
-      </w:pPr>
-      <w:r>
-        <w:rPr>
-          <w:rFonts w:ascii="Traditional Arabic" w:hAnsi="Traditional Arabic" w:cs="Traditional Arabic"/>
-          <w:noProof/>
-          <w:color w:val="1E293B"/>
-          <w:sz w:val="32"/>
-          <w:szCs w:val="28"/>
-        </w:rPr>
         <w:t>تُرجمت كثير من قصائده إلى عدة لغات عالمية منها: الإنجليزية، الإسبانية، الروسية، اليوغسلافية، والإيطالية</w:t>
       </w:r>
     </w:p>
@@ -1435,44 +1387,6 @@
           <w:sz w:val="32"/>
           <w:szCs w:val="28"/>
         </w:rPr>
-        <w:t xml:space="preserve">الأعمال الكاملة </w:t>
-      </w:r>
-      <w:r>
-        <w:rPr>
-          <w:rFonts w:ascii="Traditional Arabic" w:hAnsi="Traditional Arabic" w:cs="Traditional Arabic"/>
-          <w:noProof/>
-          <w:color w:val="1E293B"/>
-          <w:sz w:val="32"/>
-          <w:szCs w:val="28"/>
-          <w:rtl/>
-        </w:rPr>
-        <w:t>:</w:t>
-      </w:r>
-    </w:p>
-    <w:p>
-      <w:pPr>
-        <w:pStyle w:val="ListParagraph"/>
-        <w:numPr>
-          <w:ilvl w:val="1"/>
-          <w:numId w:val="11"/>
-        </w:numPr>
-        <w:bidi/>
-        <w:spacing w:after="80" w:line="288" w:lineRule="auto"/>
-        <w:rPr>
-          <w:rFonts w:ascii="Traditional Arabic" w:hAnsi="Traditional Arabic" w:cs="Traditional Arabic"/>
-          <w:noProof/>
-          <w:sz w:val="28"/>
-          <w:szCs w:val="28"/>
-        </w:rPr>
-      </w:pPr>
-      <w:r>
-        <w:rPr>
-          <w:rFonts w:ascii="Traditional Arabic" w:hAnsi="Traditional Arabic" w:cs="Traditional Arabic"/>
-          <w:noProof/>
-          <w:color w:val="1E293B"/>
-          <w:sz w:val="32"/>
-          <w:szCs w:val="28"/>
-        </w:rPr>
         <w:t>أصدرت الهيئة العامة للكتاب مجلدين من أعماله الكاملة سنة 1998</w:t>
       </w:r>
     </w:p>
@@ -1593,7 +1507,6 @@
           <w:rtl/>
           <w:lang w:bidi="ar-SA"/>
         </w:rPr>
-        <w:lastRenderedPageBreak/>
         <w:t>قائمة المؤلفات (أكثر من 50 مؤلف)</w:t>
       </w:r>
     </w:p>
@@ -1637,61 +1550,8 @@
           <w:sz w:val="28"/>
           <w:szCs w:val="28"/>
         </w:rPr>
-        <w:t xml:space="preserve"> </w:t>
-      </w:r>
-      <w:proofErr w:type="spellStart"/>
-      <w:r>
-        <w:rPr>
-          <w:rStyle w:val="Heading2Char"/>
-          <w:sz w:val="28"/>
-          <w:szCs w:val="28"/>
-        </w:rPr>
-        <w:t>أولاً</w:t>
-      </w:r>
-      <w:proofErr w:type="spellEnd"/>
-      <w:r>
-        <w:rPr>
-          <w:rStyle w:val="Heading2Char"/>
-          <w:sz w:val="28"/>
-          <w:szCs w:val="28"/>
-        </w:rPr>
-        <w:t xml:space="preserve">: </w:t>
-      </w:r>
-      <w:proofErr w:type="spellStart"/>
-      <w:r>
-        <w:rPr>
-          <w:rStyle w:val="Heading2Char"/>
-          <w:sz w:val="28"/>
-          <w:szCs w:val="28"/>
-        </w:rPr>
-        <w:t>الدواوين</w:t>
-      </w:r>
-      <w:proofErr w:type="spellEnd"/>
-      <w:r>
-        <w:rPr>
-          <w:rStyle w:val="Heading2Char"/>
-          <w:sz w:val="28"/>
-          <w:szCs w:val="28"/>
-        </w:rPr>
-        <w:t xml:space="preserve"> </w:t>
-      </w:r>
-      <w:proofErr w:type="spellStart"/>
-      <w:r>
-        <w:rPr>
-          <w:rStyle w:val="Heading2Char"/>
-          <w:sz w:val="28"/>
-          <w:szCs w:val="28"/>
-        </w:rPr>
-        <w:t>الشعرية</w:t>
-      </w:r>
-      <w:proofErr w:type="spellEnd"/>
-      <w:r>
-        <w:rPr>
-          <w:rStyle w:val="Heading2Char"/>
-          <w:sz w:val="28"/>
-          <w:szCs w:val="28"/>
-        </w:rPr>
-        <w:t xml:space="preserve"> </w:t>
+        <w:lastRenderedPageBreak/>
+        <w:t xml:space="preserve"> أولاً: الدواوين الشعرية </w:t>
       </w:r>
     </w:p>
     <w:p>
@@ -2134,7 +1994,6 @@
           <w:sz w:val="32"/>
           <w:szCs w:val="32"/>
         </w:rPr>
-        <w:lastRenderedPageBreak/>
         <w:t>ثالثاً: في السيرة الذاتية</w:t>
       </w:r>
     </w:p>
@@ -2201,6 +2060,7 @@
           <w:sz w:val="32"/>
           <w:szCs w:val="28"/>
         </w:rPr>
+        <w:lastRenderedPageBreak/>
         <w:t xml:space="preserve">حارة المجدلي (المجلس الأعلى للثقافة، 2007): </w:t>
       </w:r>
       <w:r>
@@ -2565,7 +2425,6 @@
           <w:sz w:val="32"/>
           <w:szCs w:val="32"/>
         </w:rPr>
-        <w:lastRenderedPageBreak/>
         <w:t xml:space="preserve">سادساً: في الترجمة </w:t>
       </w:r>
       <w:r>
@@ -2584,7 +2443,6 @@
           <w:sz w:val="32"/>
           <w:szCs w:val="32"/>
           <w:rtl/>
-          <w:lang w:bidi="ar-SA"/>
         </w:rPr>
         <w:t xml:space="preserve">الإنجليزية </w:t>
       </w:r>
@@ -2642,7 +2500,26 @@
           <w:szCs w:val="32"/>
           <w:rtl/>
         </w:rPr>
-        <w:t xml:space="preserve">سابعا: </w:t>
+        <w:t>سابعا</w:t>
+      </w:r>
+      <w:r>
+        <w:rPr>
+          <w:rFonts w:hint="cs"/>
+          <w:noProof/>
+          <w:sz w:val="32"/>
+          <w:szCs w:val="32"/>
+          <w:rtl/>
+        </w:rPr>
+        <w:t xml:space="preserve">ً </w:t>
+      </w:r>
+      <w:r>
+        <w:rPr>
+          <w:noProof/>
+          <w:sz w:val="32"/>
+          <w:szCs w:val="32"/>
+          <w:rtl/>
+        </w:rPr>
+        <w:t xml:space="preserve">: </w:t>
       </w:r>
       <w:r>
         <w:rPr>
@@ -2697,7 +2574,27 @@
           <w:szCs w:val="32"/>
           <w:rtl/>
         </w:rPr>
-        <w:t>ثامنا:  مؤلفات في تاريخ الإسلام عقيدة  وحضارة</w:t>
+        <w:lastRenderedPageBreak/>
+        <w:t>ثامنا</w:t>
+      </w:r>
+      <w:r>
+        <w:rPr>
+          <w:rFonts w:hint="cs"/>
+          <w:noProof/>
+          <w:sz w:val="32"/>
+          <w:szCs w:val="32"/>
+          <w:rtl/>
+        </w:rPr>
+        <w:t xml:space="preserve">ً </w:t>
+      </w:r>
+      <w:r>
+        <w:rPr>
+          <w:noProof/>
+          <w:sz w:val="32"/>
+          <w:szCs w:val="32"/>
+          <w:rtl/>
+        </w:rPr>
+        <w:t>:  مؤلفات في تاريخ الإسلام عقيدة  وحضارة</w:t>
       </w:r>
     </w:p>
     <w:p>
@@ -2906,7 +2803,26 @@
           <w:szCs w:val="32"/>
           <w:rtl/>
         </w:rPr>
-        <w:t>تاسعا: مؤلفات أخرى</w:t>
+        <w:t>تاسعا</w:t>
+      </w:r>
+      <w:r>
+        <w:rPr>
+          <w:rFonts w:hint="cs"/>
+          <w:noProof/>
+          <w:sz w:val="32"/>
+          <w:szCs w:val="32"/>
+          <w:rtl/>
+        </w:rPr>
+        <w:t xml:space="preserve">ً </w:t>
+      </w:r>
+      <w:r>
+        <w:rPr>
+          <w:noProof/>
+          <w:sz w:val="32"/>
+          <w:szCs w:val="32"/>
+          <w:rtl/>
+        </w:rPr>
+        <w:t>: مؤلفات أخرى</w:t>
       </w:r>
     </w:p>
     <w:p>
@@ -3007,7 +2923,26 @@
           <w:szCs w:val="32"/>
           <w:rtl/>
         </w:rPr>
-        <w:t>عاشرا:</w:t>
+        <w:t>عاشرا</w:t>
+      </w:r>
+      <w:r>
+        <w:rPr>
+          <w:rFonts w:hint="cs"/>
+          <w:noProof/>
+          <w:sz w:val="32"/>
+          <w:szCs w:val="32"/>
+          <w:rtl/>
+        </w:rPr>
+        <w:t xml:space="preserve">ً </w:t>
+      </w:r>
+      <w:r>
+        <w:rPr>
+          <w:noProof/>
+          <w:sz w:val="32"/>
+          <w:szCs w:val="32"/>
+          <w:rtl/>
+        </w:rPr>
+        <w:t>:</w:t>
       </w:r>
     </w:p>
     <w:p>
@@ -5270,6 +5205,7 @@
   <w:style w:type="character" w:default="1" w:styleId="DefaultParagraphFont">
     <w:name w:val="Default Paragraph Font"/>
     <w:uiPriority w:val="1"/>
+    <w:semiHidden/>
     <w:unhideWhenUsed/>
   </w:style>
   <w:style w:type="table" w:default="1" w:styleId="TableNormal">
